--- a/JD_Product_Business_Operations_Analyst.docx
+++ b/JD_Product_Business_Operations_Analyst.docx
@@ -160,27 +160,27 @@
         <w:pBdr>
           <w:bottom w:val="single" w:color="808080" w:sz="6" w:space="1"/>
         </w:pBdr>
-        <w:spacing w:after="360" w:before="360"/>
-      </w:pPr>
-    </w:p>
-    <w:p>
-      <w:pPr>
-        <w:spacing w:after="240"/>
+        <w:spacing w:after="200" w:before="160"/>
+      </w:pPr>
+    </w:p>
+    <w:p>
+      <w:pPr>
+        <w:spacing w:after="140"/>
       </w:pPr>
       <w:r>
         <w:rPr>
           <w:rFonts w:ascii="Times New Roman" w:cs="Times New Roman" w:eastAsia="Times New Roman" w:hAnsi="Times New Roman"/>
           <w:b/>
           <w:bCs/>
-          <w:sz w:val="30"/>
-          <w:szCs w:val="30"/>
+          <w:sz w:val="28"/>
+          <w:szCs w:val="28"/>
         </w:rPr>
         <w:t xml:space="preserve">Job Description: Product &amp; Business Operations Analyst</w:t>
       </w:r>
     </w:p>
     <w:p>
       <w:pPr>
-        <w:spacing w:after="60"/>
+        <w:spacing w:after="30"/>
       </w:pPr>
       <w:r>
         <w:rPr>
@@ -203,7 +203,7 @@
     </w:p>
     <w:p>
       <w:pPr>
-        <w:spacing w:after="60"/>
+        <w:spacing w:after="30"/>
       </w:pPr>
       <w:r>
         <w:rPr>
@@ -226,7 +226,7 @@
     </w:p>
     <w:p>
       <w:pPr>
-        <w:spacing w:after="60"/>
+        <w:spacing w:after="30"/>
       </w:pPr>
       <w:r>
         <w:rPr>
@@ -249,7 +249,7 @@
     </w:p>
     <w:p>
       <w:pPr>
-        <w:spacing w:after="60"/>
+        <w:spacing w:after="30"/>
       </w:pPr>
       <w:r>
         <w:rPr>
@@ -272,22 +272,22 @@
     </w:p>
     <w:p>
       <w:pPr>
-        <w:spacing w:after="80" w:before="240"/>
+        <w:spacing w:after="60" w:before="160"/>
       </w:pPr>
       <w:r>
         <w:rPr>
           <w:rFonts w:ascii="Times New Roman" w:cs="Times New Roman" w:eastAsia="Times New Roman" w:hAnsi="Times New Roman"/>
           <w:b/>
           <w:bCs/>
-          <w:sz w:val="26"/>
-          <w:szCs w:val="26"/>
+          <w:sz w:val="24"/>
+          <w:szCs w:val="24"/>
         </w:rPr>
         <w:t xml:space="preserve">About Icestasy</w:t>
       </w:r>
     </w:p>
     <w:p>
       <w:pPr>
-        <w:spacing w:after="80" w:line="252"/>
+        <w:spacing w:after="60" w:line="240"/>
       </w:pPr>
       <w:r>
         <w:rPr>
@@ -300,22 +300,22 @@
     </w:p>
     <w:p>
       <w:pPr>
-        <w:spacing w:after="80" w:before="240"/>
+        <w:spacing w:after="60" w:before="160"/>
       </w:pPr>
       <w:r>
         <w:rPr>
           <w:rFonts w:ascii="Times New Roman" w:cs="Times New Roman" w:eastAsia="Times New Roman" w:hAnsi="Times New Roman"/>
           <w:b/>
           <w:bCs/>
-          <w:sz w:val="26"/>
-          <w:szCs w:val="26"/>
+          <w:sz w:val="24"/>
+          <w:szCs w:val="24"/>
         </w:rPr>
         <w:t xml:space="preserve">Role Summary</w:t>
       </w:r>
     </w:p>
     <w:p>
       <w:pPr>
-        <w:spacing w:after="80" w:line="252"/>
+        <w:spacing w:after="60" w:line="240"/>
       </w:pPr>
       <w:r>
         <w:rPr>
@@ -328,15 +328,15 @@
     </w:p>
     <w:p>
       <w:pPr>
-        <w:spacing w:after="80" w:before="240"/>
+        <w:spacing w:after="60" w:before="160"/>
       </w:pPr>
       <w:r>
         <w:rPr>
           <w:rFonts w:ascii="Times New Roman" w:cs="Times New Roman" w:eastAsia="Times New Roman" w:hAnsi="Times New Roman"/>
           <w:b/>
           <w:bCs/>
-          <w:sz w:val="26"/>
-          <w:szCs w:val="26"/>
+          <w:sz w:val="24"/>
+          <w:szCs w:val="24"/>
         </w:rPr>
         <w:t xml:space="preserve">Key Responsibilities</w:t>
       </w:r>
@@ -348,7 +348,7 @@
           <w:ilvl w:val="0"/>
           <w:numId w:val="2"/>
         </w:numPr>
-        <w:spacing w:after="60"/>
+        <w:spacing w:after="30"/>
       </w:pPr>
       <w:r>
         <w:rPr>
@@ -366,7 +366,7 @@
           <w:ilvl w:val="0"/>
           <w:numId w:val="2"/>
         </w:numPr>
-        <w:spacing w:after="60"/>
+        <w:spacing w:after="30"/>
       </w:pPr>
       <w:r>
         <w:rPr>
@@ -384,7 +384,7 @@
           <w:ilvl w:val="0"/>
           <w:numId w:val="2"/>
         </w:numPr>
-        <w:spacing w:after="60"/>
+        <w:spacing w:after="30"/>
       </w:pPr>
       <w:r>
         <w:rPr>
@@ -402,7 +402,7 @@
           <w:ilvl w:val="0"/>
           <w:numId w:val="2"/>
         </w:numPr>
-        <w:spacing w:after="60"/>
+        <w:spacing w:after="30"/>
       </w:pPr>
       <w:r>
         <w:rPr>
@@ -420,7 +420,7 @@
           <w:ilvl w:val="0"/>
           <w:numId w:val="2"/>
         </w:numPr>
-        <w:spacing w:after="60"/>
+        <w:spacing w:after="30"/>
       </w:pPr>
       <w:r>
         <w:rPr>
@@ -438,7 +438,7 @@
           <w:ilvl w:val="0"/>
           <w:numId w:val="2"/>
         </w:numPr>
-        <w:spacing w:after="60"/>
+        <w:spacing w:after="30"/>
       </w:pPr>
       <w:r>
         <w:rPr>
@@ -451,15 +451,15 @@
     </w:p>
     <w:p>
       <w:pPr>
-        <w:spacing w:after="80" w:before="240"/>
+        <w:spacing w:after="60" w:before="160"/>
       </w:pPr>
       <w:r>
         <w:rPr>
           <w:rFonts w:ascii="Times New Roman" w:cs="Times New Roman" w:eastAsia="Times New Roman" w:hAnsi="Times New Roman"/>
           <w:b/>
           <w:bCs/>
-          <w:sz w:val="26"/>
-          <w:szCs w:val="26"/>
+          <w:sz w:val="24"/>
+          <w:szCs w:val="24"/>
         </w:rPr>
         <w:t xml:space="preserve">Key Skills You’ll Bring</w:t>
       </w:r>
@@ -471,7 +471,7 @@
           <w:ilvl w:val="0"/>
           <w:numId w:val="2"/>
         </w:numPr>
-        <w:spacing w:after="60"/>
+        <w:spacing w:after="30"/>
       </w:pPr>
       <w:r>
         <w:rPr>
@@ -489,7 +489,7 @@
           <w:ilvl w:val="0"/>
           <w:numId w:val="2"/>
         </w:numPr>
-        <w:spacing w:after="60"/>
+        <w:spacing w:after="30"/>
       </w:pPr>
       <w:r>
         <w:rPr>
@@ -507,7 +507,7 @@
           <w:ilvl w:val="0"/>
           <w:numId w:val="2"/>
         </w:numPr>
-        <w:spacing w:after="60"/>
+        <w:spacing w:after="30"/>
       </w:pPr>
       <w:r>
         <w:rPr>
@@ -525,7 +525,7 @@
           <w:ilvl w:val="0"/>
           <w:numId w:val="2"/>
         </w:numPr>
-        <w:spacing w:after="60"/>
+        <w:spacing w:after="30"/>
       </w:pPr>
       <w:r>
         <w:rPr>
@@ -543,7 +543,7 @@
           <w:ilvl w:val="0"/>
           <w:numId w:val="2"/>
         </w:numPr>
-        <w:spacing w:after="60"/>
+        <w:spacing w:after="30"/>
       </w:pPr>
       <w:r>
         <w:rPr>
@@ -556,7 +556,7 @@
     </w:p>
     <w:sectPr>
       <w:pgSz w:w="11906" w:h="16838" w:orient="portrait"/>
-      <w:pgMar w:top="1080" w:right="1080" w:bottom="1080" w:left="1080" w:header="708" w:footer="708" w:gutter="0"/>
+      <w:pgMar w:top="720" w:right="1080" w:bottom="720" w:left="1080" w:header="708" w:footer="708" w:gutter="0"/>
       <w:pgNumType/>
       <w:docGrid w:linePitch="360"/>
     </w:sectPr>

--- a/JD_Product_Business_Operations_Analyst.docx
+++ b/JD_Product_Business_Operations_Analyst.docx
@@ -479,43 +479,61 @@
           <w:sz w:val="22"/>
           <w:szCs w:val="22"/>
         </w:rPr>
-        <w:t xml:space="preserve">Structured problem solving, with the ability to turn a vague problem into a clear, working solution</w:t>
-      </w:r>
-    </w:p>
-    <w:p>
-      <w:pPr>
-        <w:pStyle w:val="ListParagraph"/>
-        <w:numPr>
-          <w:ilvl w:val="0"/>
-          <w:numId w:val="2"/>
-        </w:numPr>
-        <w:spacing w:after="30"/>
-      </w:pPr>
-      <w:r>
-        <w:rPr>
-          <w:rFonts w:ascii="Times New Roman" w:cs="Times New Roman" w:eastAsia="Times New Roman" w:hAnsi="Times New Roman"/>
-          <w:sz w:val="22"/>
-          <w:szCs w:val="22"/>
-        </w:rPr>
-        <w:t xml:space="preserve">Working knowledge of cost structures, unit economics, margins, and P&amp;L</w:t>
-      </w:r>
-    </w:p>
-    <w:p>
-      <w:pPr>
-        <w:pStyle w:val="ListParagraph"/>
-        <w:numPr>
-          <w:ilvl w:val="0"/>
-          <w:numId w:val="2"/>
-        </w:numPr>
-        <w:spacing w:after="30"/>
-      </w:pPr>
-      <w:r>
-        <w:rPr>
-          <w:rFonts w:ascii="Times New Roman" w:cs="Times New Roman" w:eastAsia="Times New Roman" w:hAnsi="Times New Roman"/>
-          <w:sz w:val="22"/>
-          <w:szCs w:val="22"/>
-        </w:rPr>
-        <w:t xml:space="preserve">Strong proficiency in Excel/Google Sheets; familiarity with Tally, GST, and no-code/low-code tools is a plus</w:t>
+        <w:t xml:space="preserve">Ability to break a messy, manual process into clear steps, rules, and owners</w:t>
+      </w:r>
+    </w:p>
+    <w:p>
+      <w:pPr>
+        <w:pStyle w:val="ListParagraph"/>
+        <w:numPr>
+          <w:ilvl w:val="0"/>
+          <w:numId w:val="2"/>
+        </w:numPr>
+        <w:spacing w:after="30"/>
+      </w:pPr>
+      <w:r>
+        <w:rPr>
+          <w:rFonts w:ascii="Times New Roman" w:cs="Times New Roman" w:eastAsia="Times New Roman" w:hAnsi="Times New Roman"/>
+          <w:sz w:val="22"/>
+          <w:szCs w:val="22"/>
+        </w:rPr>
+        <w:t xml:space="preserve">Hands-on with building simple tools in spreadsheets, no-code platforms, or basic scripting (Apps Script, HTML/JS)</w:t>
+      </w:r>
+    </w:p>
+    <w:p>
+      <w:pPr>
+        <w:pStyle w:val="ListParagraph"/>
+        <w:numPr>
+          <w:ilvl w:val="0"/>
+          <w:numId w:val="2"/>
+        </w:numPr>
+        <w:spacing w:after="30"/>
+      </w:pPr>
+      <w:r>
+        <w:rPr>
+          <w:rFonts w:ascii="Times New Roman" w:cs="Times New Roman" w:eastAsia="Times New Roman" w:hAnsi="Times New Roman"/>
+          <w:sz w:val="22"/>
+          <w:szCs w:val="22"/>
+        </w:rPr>
+        <w:t xml:space="preserve">Process mapping and SOP writing that people can follow without hand-holding</w:t>
+      </w:r>
+    </w:p>
+    <w:p>
+      <w:pPr>
+        <w:pStyle w:val="ListParagraph"/>
+        <w:numPr>
+          <w:ilvl w:val="0"/>
+          <w:numId w:val="2"/>
+        </w:numPr>
+        <w:spacing w:after="30"/>
+      </w:pPr>
+      <w:r>
+        <w:rPr>
+          <w:rFonts w:ascii="Times New Roman" w:cs="Times New Roman" w:eastAsia="Times New Roman" w:hAnsi="Times New Roman"/>
+          <w:sz w:val="22"/>
+          <w:szCs w:val="22"/>
+        </w:rPr>
+        <w:t xml:space="preserve">A numbers-first mindset: quantifying cost, time saved, and margin impact before recommending a change</w:t>
       </w:r>
     </w:p>
     <w:p>
@@ -551,7 +569,7 @@
           <w:sz w:val="22"/>
           <w:szCs w:val="22"/>
         </w:rPr>
-        <w:t xml:space="preserve">Clear written and verbal communication, with the ability to present findings to senior leadership</w:t>
+        <w:t xml:space="preserve">Ownership: takes work from idea to adoption with minimal supervision</w:t>
       </w:r>
     </w:p>
     <w:sectPr>

--- a/JD_Product_Business_Operations_Analyst.docx
+++ b/JD_Product_Business_Operations_Analyst.docx
@@ -2,154 +2,365 @@
 <file path=word/document.xml><?xml version="1.0" encoding="utf-8"?>
 <w:document xmlns:wpc="http://schemas.microsoft.com/office/word/2010/wordprocessingCanvas" xmlns:mc="http://schemas.openxmlformats.org/markup-compatibility/2006" xmlns:o="urn:schemas-microsoft-com:office:office" xmlns:r="http://schemas.openxmlformats.org/officeDocument/2006/relationships" xmlns:m="http://schemas.openxmlformats.org/officeDocument/2006/math" xmlns:v="urn:schemas-microsoft-com:vml" xmlns:wp14="http://schemas.microsoft.com/office/word/2010/wordprocessingDrawing" xmlns:wp="http://schemas.openxmlformats.org/drawingml/2006/wordprocessingDrawing" xmlns:w10="urn:schemas-microsoft-com:office:word" xmlns:w="http://schemas.openxmlformats.org/wordprocessingml/2006/main" xmlns:w14="http://schemas.microsoft.com/office/word/2010/wordml" xmlns:w15="http://schemas.microsoft.com/office/word/2012/wordml" xmlns:wpg="http://schemas.microsoft.com/office/word/2010/wordprocessingGroup" xmlns:wpi="http://schemas.microsoft.com/office/word/2010/wordprocessingInk" xmlns:wne="http://schemas.microsoft.com/office/word/2006/wordml" xmlns:wps="http://schemas.microsoft.com/office/word/2010/wordprocessingShape" xmlns:cx="http://schemas.microsoft.com/office/drawing/2014/chartex" xmlns:cx1="http://schemas.microsoft.com/office/drawing/2015/9/8/chartex" xmlns:cx2="http://schemas.microsoft.com/office/drawing/2015/10/21/chartex" xmlns:cx3="http://schemas.microsoft.com/office/drawing/2016/5/9/chartex" xmlns:cx4="http://schemas.microsoft.com/office/drawing/2016/5/10/chartex" xmlns:cx5="http://schemas.microsoft.com/office/drawing/2016/5/11/chartex" xmlns:cx6="http://schemas.microsoft.com/office/drawing/2016/5/12/chartex" xmlns:cx7="http://schemas.microsoft.com/office/drawing/2016/5/13/chartex" xmlns:cx8="http://schemas.microsoft.com/office/drawing/2016/5/14/chartex" xmlns:aink="http://schemas.microsoft.com/office/drawing/2016/ink" xmlns:am3d="http://schemas.microsoft.com/office/drawing/2017/model3d" xmlns:w16cex="http://schemas.microsoft.com/office/word/2018/wordml/cex" xmlns:w16cid="http://schemas.microsoft.com/office/word/2016/wordml/cid" xmlns:w16="http://schemas.microsoft.com/office/word/2018/wordml" xmlns:w16sdtdh="http://schemas.microsoft.com/office/word/2020/wordml/sdtdatahash" xmlns:w16se="http://schemas.microsoft.com/office/word/2015/wordml/symex" mc:Ignorable="w14 w15 wp14">
   <w:body>
+    <w:p>
+      <w:pPr>
+        <w:spacing w:after="20"/>
+      </w:pPr>
+      <w:r>
+        <w:rPr>
+          <w:rFonts w:ascii="Calibri" w:cs="Calibri" w:eastAsia="Calibri" w:hAnsi="Calibri"/>
+          <w:b/>
+          <w:bCs/>
+          <w:color w:val="1F3864"/>
+          <w:sz w:val="30"/>
+          <w:szCs w:val="30"/>
+        </w:rPr>
+        <w:t xml:space="preserve">ICESTASY PROJECTS PVT LTD</w:t>
+      </w:r>
+    </w:p>
+    <w:p>
+      <w:pPr>
+        <w:spacing w:after="160"/>
+      </w:pPr>
+      <w:r>
+        <w:rPr>
+          <w:rFonts w:ascii="Calibri" w:cs="Calibri" w:eastAsia="Calibri" w:hAnsi="Calibri"/>
+          <w:i/>
+          <w:iCs/>
+          <w:color w:val="595959"/>
+          <w:sz w:val="19"/>
+          <w:szCs w:val="19"/>
+        </w:rPr>
+        <w:t xml:space="preserve">Gourmet Ice Cream Premix Manufacturer — B2B / HORECA</w:t>
+      </w:r>
+    </w:p>
+    <w:p>
+      <w:pPr>
+        <w:spacing w:after="140"/>
+      </w:pPr>
+      <w:r>
+        <w:rPr>
+          <w:rFonts w:ascii="Calibri" w:cs="Calibri" w:eastAsia="Calibri" w:hAnsi="Calibri"/>
+          <w:b/>
+          <w:bCs/>
+          <w:sz w:val="26"/>
+          <w:szCs w:val="26"/>
+        </w:rPr>
+        <w:t xml:space="preserve">Job Description: Product &amp; Business Operations Analyst</w:t>
+      </w:r>
+    </w:p>
     <w:tbl>
       <w:tblPr>
-        <w:tblW w:type="dxa" w:w="9026"/>
+        <w:tblW w:type="dxa" w:w="9400"/>
         <w:tblBorders>
-          <w:top w:val="none" w:color="FFFFFF" w:sz="0"/>
-          <w:left w:val="none" w:color="FFFFFF" w:sz="0"/>
-          <w:bottom w:val="none" w:color="FFFFFF" w:sz="0"/>
-          <w:right w:val="none" w:color="FFFFFF" w:sz="0"/>
-          <w:insideH w:val="none" w:color="FFFFFF" w:sz="0"/>
-          <w:insideV w:val="none" w:color="FFFFFF" w:sz="0"/>
+          <w:top w:val="single" w:color="auto" w:sz="4"/>
+          <w:left w:val="single" w:color="auto" w:sz="4"/>
+          <w:bottom w:val="single" w:color="auto" w:sz="4"/>
+          <w:right w:val="single" w:color="auto" w:sz="4"/>
+          <w:insideH w:val="single" w:color="auto" w:sz="4"/>
+          <w:insideV w:val="single" w:color="auto" w:sz="4"/>
         </w:tblBorders>
       </w:tblPr>
       <w:tblGrid>
-        <w:gridCol w:w="4513"/>
-        <w:gridCol w:w="4513"/>
+        <w:gridCol w:w="2500"/>
+        <w:gridCol w:w="6900"/>
       </w:tblGrid>
       <w:tr>
         <w:tc>
           <w:tcPr>
-            <w:tcW w:type="dxa" w:w="4513"/>
+            <w:tcW w:type="dxa" w:w="2500"/>
             <w:tcBorders>
               <w:top w:val="none" w:color="FFFFFF" w:sz="0"/>
               <w:left w:val="none" w:color="FFFFFF" w:sz="0"/>
               <w:bottom w:val="none" w:color="FFFFFF" w:sz="0"/>
               <w:right w:val="none" w:color="FFFFFF" w:sz="0"/>
             </w:tcBorders>
+            <w:shd w:fill="F2F2F2" w:color="auto" w:val="clear"/>
+            <w:tcMar>
+              <w:top w:type="dxa" w:w="40"/>
+              <w:left w:type="dxa" w:w="120"/>
+              <w:bottom w:type="dxa" w:w="40"/>
+              <w:right w:type="dxa" w:w="120"/>
+            </w:tcMar>
           </w:tcPr>
           <w:p>
-            <w:pPr>
-              <w:spacing w:after="0"/>
-              <w:jc w:val="left"/>
-            </w:pPr>
             <w:r>
               <w:rPr>
-                <w:rFonts w:ascii="Times New Roman" w:cs="Times New Roman" w:eastAsia="Times New Roman" w:hAnsi="Times New Roman"/>
-                <w:sz w:val="18"/>
-                <w:szCs w:val="18"/>
+                <w:rFonts w:ascii="Calibri" w:cs="Calibri" w:eastAsia="Calibri" w:hAnsi="Calibri"/>
+                <w:b/>
+                <w:bCs/>
+                <w:color w:val="1F3864"/>
+                <w:sz w:val="19"/>
+                <w:szCs w:val="19"/>
               </w:rPr>
-              <w:t xml:space="preserve">Icestasy Projects Pvt. Ltd.</w:t>
-            </w:r>
-          </w:p>
-          <w:p>
-            <w:pPr>
-              <w:spacing w:after="0"/>
-              <w:jc w:val="left"/>
-            </w:pPr>
-            <w:r>
-              <w:rPr>
-                <w:rFonts w:ascii="Times New Roman" w:cs="Times New Roman" w:eastAsia="Times New Roman" w:hAnsi="Times New Roman"/>
-                <w:sz w:val="18"/>
-                <w:szCs w:val="18"/>
-              </w:rPr>
-              <w:t xml:space="preserve">G3, Platinum Residency,</w:t>
-            </w:r>
-          </w:p>
-          <w:p>
-            <w:pPr>
-              <w:spacing w:after="0"/>
-              <w:jc w:val="left"/>
-            </w:pPr>
-            <w:r>
-              <w:rPr>
-                <w:rFonts w:ascii="Times New Roman" w:cs="Times New Roman" w:eastAsia="Times New Roman" w:hAnsi="Times New Roman"/>
-                <w:sz w:val="18"/>
-                <w:szCs w:val="18"/>
-              </w:rPr>
-              <w:t xml:space="preserve">Tejpal Schemes, Road No. 5,</w:t>
-            </w:r>
-          </w:p>
-          <w:p>
-            <w:pPr>
-              <w:spacing w:after="0"/>
-              <w:jc w:val="left"/>
-            </w:pPr>
-            <w:r>
-              <w:rPr>
-                <w:rFonts w:ascii="Times New Roman" w:cs="Times New Roman" w:eastAsia="Times New Roman" w:hAnsi="Times New Roman"/>
-                <w:sz w:val="18"/>
-                <w:szCs w:val="18"/>
-              </w:rPr>
-              <w:t xml:space="preserve">Vile Parle (E), Mumbai: 400057.</w:t>
+              <w:t xml:space="preserve">Location</w:t>
             </w:r>
           </w:p>
         </w:tc>
         <w:tc>
           <w:tcPr>
-            <w:tcW w:type="dxa" w:w="4513"/>
+            <w:tcW w:type="dxa" w:w="6900"/>
             <w:tcBorders>
               <w:top w:val="none" w:color="FFFFFF" w:sz="0"/>
               <w:left w:val="none" w:color="FFFFFF" w:sz="0"/>
               <w:bottom w:val="none" w:color="FFFFFF" w:sz="0"/>
               <w:right w:val="none" w:color="FFFFFF" w:sz="0"/>
             </w:tcBorders>
+            <w:tcMar>
+              <w:top w:type="dxa" w:w="40"/>
+              <w:left w:type="dxa" w:w="120"/>
+              <w:bottom w:type="dxa" w:w="40"/>
+              <w:right w:type="dxa" w:w="120"/>
+            </w:tcMar>
           </w:tcPr>
           <w:p>
-            <w:pPr>
-              <w:spacing w:after="0"/>
-              <w:jc w:val="right"/>
-            </w:pPr>
             <w:r>
               <w:rPr>
-                <w:rFonts w:ascii="Times New Roman" w:cs="Times New Roman" w:eastAsia="Times New Roman" w:hAnsi="Times New Roman"/>
-                <w:sz w:val="18"/>
-                <w:szCs w:val="18"/>
+                <w:rFonts w:ascii="Calibri" w:cs="Calibri" w:eastAsia="Calibri" w:hAnsi="Calibri"/>
+                <w:sz w:val="19"/>
+                <w:szCs w:val="19"/>
               </w:rPr>
-              <w:t xml:space="preserve">W: www.icestasyprojects.com</w:t>
+              <w:t xml:space="preserve">Mumbai (on-site)</w:t>
             </w:r>
           </w:p>
+        </w:tc>
+      </w:tr>
+      <w:tr>
+        <w:tc>
+          <w:tcPr>
+            <w:tcW w:type="dxa" w:w="2500"/>
+            <w:tcBorders>
+              <w:top w:val="none" w:color="FFFFFF" w:sz="0"/>
+              <w:left w:val="none" w:color="FFFFFF" w:sz="0"/>
+              <w:bottom w:val="none" w:color="FFFFFF" w:sz="0"/>
+              <w:right w:val="none" w:color="FFFFFF" w:sz="0"/>
+            </w:tcBorders>
+            <w:shd w:fill="F2F2F2" w:color="auto" w:val="clear"/>
+            <w:tcMar>
+              <w:top w:type="dxa" w:w="40"/>
+              <w:left w:type="dxa" w:w="120"/>
+              <w:bottom w:type="dxa" w:w="40"/>
+              <w:right w:type="dxa" w:w="120"/>
+            </w:tcMar>
+          </w:tcPr>
           <w:p>
-            <w:pPr>
-              <w:spacing w:after="0"/>
-              <w:jc w:val="right"/>
-            </w:pPr>
             <w:r>
               <w:rPr>
-                <w:rFonts w:ascii="Times New Roman" w:cs="Times New Roman" w:eastAsia="Times New Roman" w:hAnsi="Times New Roman"/>
-                <w:sz w:val="18"/>
-                <w:szCs w:val="18"/>
+                <w:rFonts w:ascii="Calibri" w:cs="Calibri" w:eastAsia="Calibri" w:hAnsi="Calibri"/>
+                <w:b/>
+                <w:bCs/>
+                <w:color w:val="1F3864"/>
+                <w:sz w:val="19"/>
+                <w:szCs w:val="19"/>
               </w:rPr>
-              <w:t xml:space="preserve">E: info@icestasyprojects.com</w:t>
+              <w:t xml:space="preserve">Experience</w:t>
             </w:r>
           </w:p>
+        </w:tc>
+        <w:tc>
+          <w:tcPr>
+            <w:tcW w:type="dxa" w:w="6900"/>
+            <w:tcBorders>
+              <w:top w:val="none" w:color="FFFFFF" w:sz="0"/>
+              <w:left w:val="none" w:color="FFFFFF" w:sz="0"/>
+              <w:bottom w:val="none" w:color="FFFFFF" w:sz="0"/>
+              <w:right w:val="none" w:color="FFFFFF" w:sz="0"/>
+            </w:tcBorders>
+            <w:tcMar>
+              <w:top w:type="dxa" w:w="40"/>
+              <w:left w:type="dxa" w:w="120"/>
+              <w:bottom w:type="dxa" w:w="40"/>
+              <w:right w:type="dxa" w:w="120"/>
+            </w:tcMar>
+          </w:tcPr>
           <w:p>
-            <w:pPr>
-              <w:spacing w:after="0"/>
-              <w:jc w:val="right"/>
-            </w:pPr>
             <w:r>
               <w:rPr>
-                <w:rFonts w:ascii="Times New Roman" w:cs="Times New Roman" w:eastAsia="Times New Roman" w:hAnsi="Times New Roman"/>
-                <w:sz w:val="18"/>
-                <w:szCs w:val="18"/>
+                <w:rFonts w:ascii="Calibri" w:cs="Calibri" w:eastAsia="Calibri" w:hAnsi="Calibri"/>
+                <w:sz w:val="19"/>
+                <w:szCs w:val="19"/>
               </w:rPr>
-              <w:t xml:space="preserve">CIN: U74999MH016PTC282398</w:t>
+              <w:t xml:space="preserve">0–2 years</w:t>
             </w:r>
           </w:p>
+        </w:tc>
+      </w:tr>
+      <w:tr>
+        <w:tc>
+          <w:tcPr>
+            <w:tcW w:type="dxa" w:w="2500"/>
+            <w:tcBorders>
+              <w:top w:val="none" w:color="FFFFFF" w:sz="0"/>
+              <w:left w:val="none" w:color="FFFFFF" w:sz="0"/>
+              <w:bottom w:val="none" w:color="FFFFFF" w:sz="0"/>
+              <w:right w:val="none" w:color="FFFFFF" w:sz="0"/>
+            </w:tcBorders>
+            <w:shd w:fill="F2F2F2" w:color="auto" w:val="clear"/>
+            <w:tcMar>
+              <w:top w:type="dxa" w:w="40"/>
+              <w:left w:type="dxa" w:w="120"/>
+              <w:bottom w:type="dxa" w:w="40"/>
+              <w:right w:type="dxa" w:w="120"/>
+            </w:tcMar>
+          </w:tcPr>
           <w:p>
-            <w:pPr>
-              <w:spacing w:after="0"/>
-              <w:jc w:val="right"/>
-            </w:pPr>
             <w:r>
               <w:rPr>
-                <w:rFonts w:ascii="Times New Roman" w:cs="Times New Roman" w:eastAsia="Times New Roman" w:hAnsi="Times New Roman"/>
-                <w:sz w:val="18"/>
-                <w:szCs w:val="18"/>
+                <w:rFonts w:ascii="Calibri" w:cs="Calibri" w:eastAsia="Calibri" w:hAnsi="Calibri"/>
+                <w:b/>
+                <w:bCs/>
+                <w:color w:val="1F3864"/>
+                <w:sz w:val="19"/>
+                <w:szCs w:val="19"/>
               </w:rPr>
-              <w:t xml:space="preserve">M: 93245 90822 / 80505 88847</w:t>
+              <w:t xml:space="preserve">Qualification</w:t>
+            </w:r>
+          </w:p>
+        </w:tc>
+        <w:tc>
+          <w:tcPr>
+            <w:tcW w:type="dxa" w:w="6900"/>
+            <w:tcBorders>
+              <w:top w:val="none" w:color="FFFFFF" w:sz="0"/>
+              <w:left w:val="none" w:color="FFFFFF" w:sz="0"/>
+              <w:bottom w:val="none" w:color="FFFFFF" w:sz="0"/>
+              <w:right w:val="none" w:color="FFFFFF" w:sz="0"/>
+            </w:tcBorders>
+            <w:tcMar>
+              <w:top w:type="dxa" w:w="40"/>
+              <w:left w:type="dxa" w:w="120"/>
+              <w:bottom w:type="dxa" w:w="40"/>
+              <w:right w:type="dxa" w:w="120"/>
+            </w:tcMar>
+          </w:tcPr>
+          <w:p>
+            <w:r>
+              <w:rPr>
+                <w:rFonts w:ascii="Calibri" w:cs="Calibri" w:eastAsia="Calibri" w:hAnsi="Calibri"/>
+                <w:sz w:val="19"/>
+                <w:szCs w:val="19"/>
+              </w:rPr>
+              <w:t xml:space="preserve">B.Tech / MMS / MSc (Finance) or equivalent</w:t>
+            </w:r>
+          </w:p>
+        </w:tc>
+      </w:tr>
+      <w:tr>
+        <w:tc>
+          <w:tcPr>
+            <w:tcW w:type="dxa" w:w="2500"/>
+            <w:tcBorders>
+              <w:top w:val="none" w:color="FFFFFF" w:sz="0"/>
+              <w:left w:val="none" w:color="FFFFFF" w:sz="0"/>
+              <w:bottom w:val="none" w:color="FFFFFF" w:sz="0"/>
+              <w:right w:val="none" w:color="FFFFFF" w:sz="0"/>
+            </w:tcBorders>
+            <w:shd w:fill="F2F2F2" w:color="auto" w:val="clear"/>
+            <w:tcMar>
+              <w:top w:type="dxa" w:w="40"/>
+              <w:left w:type="dxa" w:w="120"/>
+              <w:bottom w:type="dxa" w:w="40"/>
+              <w:right w:type="dxa" w:w="120"/>
+            </w:tcMar>
+          </w:tcPr>
+          <w:p>
+            <w:r>
+              <w:rPr>
+                <w:rFonts w:ascii="Calibri" w:cs="Calibri" w:eastAsia="Calibri" w:hAnsi="Calibri"/>
+                <w:b/>
+                <w:bCs/>
+                <w:color w:val="1F3864"/>
+                <w:sz w:val="19"/>
+                <w:szCs w:val="19"/>
+              </w:rPr>
+              <w:t xml:space="preserve">Reports To</w:t>
+            </w:r>
+          </w:p>
+        </w:tc>
+        <w:tc>
+          <w:tcPr>
+            <w:tcW w:type="dxa" w:w="6900"/>
+            <w:tcBorders>
+              <w:top w:val="none" w:color="FFFFFF" w:sz="0"/>
+              <w:left w:val="none" w:color="FFFFFF" w:sz="0"/>
+              <w:bottom w:val="none" w:color="FFFFFF" w:sz="0"/>
+              <w:right w:val="none" w:color="FFFFFF" w:sz="0"/>
+            </w:tcBorders>
+            <w:tcMar>
+              <w:top w:type="dxa" w:w="40"/>
+              <w:left w:type="dxa" w:w="120"/>
+              <w:bottom w:type="dxa" w:w="40"/>
+              <w:right w:type="dxa" w:w="120"/>
+            </w:tcMar>
+          </w:tcPr>
+          <w:p>
+            <w:r>
+              <w:rPr>
+                <w:rFonts w:ascii="Calibri" w:cs="Calibri" w:eastAsia="Calibri" w:hAnsi="Calibri"/>
+                <w:sz w:val="19"/>
+                <w:szCs w:val="19"/>
+              </w:rPr>
+              <w:t xml:space="preserve">Founder / CEO</w:t>
+            </w:r>
+          </w:p>
+        </w:tc>
+      </w:tr>
+      <w:tr>
+        <w:tc>
+          <w:tcPr>
+            <w:tcW w:type="dxa" w:w="2500"/>
+            <w:tcBorders>
+              <w:top w:val="none" w:color="FFFFFF" w:sz="0"/>
+              <w:left w:val="none" w:color="FFFFFF" w:sz="0"/>
+              <w:bottom w:val="none" w:color="FFFFFF" w:sz="0"/>
+              <w:right w:val="none" w:color="FFFFFF" w:sz="0"/>
+            </w:tcBorders>
+            <w:shd w:fill="F2F2F2" w:color="auto" w:val="clear"/>
+            <w:tcMar>
+              <w:top w:type="dxa" w:w="40"/>
+              <w:left w:type="dxa" w:w="120"/>
+              <w:bottom w:type="dxa" w:w="40"/>
+              <w:right w:type="dxa" w:w="120"/>
+            </w:tcMar>
+          </w:tcPr>
+          <w:p>
+            <w:r>
+              <w:rPr>
+                <w:rFonts w:ascii="Calibri" w:cs="Calibri" w:eastAsia="Calibri" w:hAnsi="Calibri"/>
+                <w:b/>
+                <w:bCs/>
+                <w:color w:val="1F3864"/>
+                <w:sz w:val="19"/>
+                <w:szCs w:val="19"/>
+              </w:rPr>
+              <w:t xml:space="preserve">Employment Type</w:t>
+            </w:r>
+          </w:p>
+        </w:tc>
+        <w:tc>
+          <w:tcPr>
+            <w:tcW w:type="dxa" w:w="6900"/>
+            <w:tcBorders>
+              <w:top w:val="none" w:color="FFFFFF" w:sz="0"/>
+              <w:left w:val="none" w:color="FFFFFF" w:sz="0"/>
+              <w:bottom w:val="none" w:color="FFFFFF" w:sz="0"/>
+              <w:right w:val="none" w:color="FFFFFF" w:sz="0"/>
+            </w:tcBorders>
+            <w:tcMar>
+              <w:top w:type="dxa" w:w="40"/>
+              <w:left w:type="dxa" w:w="120"/>
+              <w:bottom w:type="dxa" w:w="40"/>
+              <w:right w:type="dxa" w:w="120"/>
+            </w:tcMar>
+          </w:tcPr>
+          <w:p>
+            <w:r>
+              <w:rPr>
+                <w:rFonts w:ascii="Calibri" w:cs="Calibri" w:eastAsia="Calibri" w:hAnsi="Calibri"/>
+                <w:sz w:val="19"/>
+                <w:szCs w:val="19"/>
+              </w:rPr>
+              <w:t xml:space="preserve">Full-time</w:t>
             </w:r>
           </w:p>
         </w:tc>
@@ -158,187 +369,100 @@
     <w:p>
       <w:pPr>
         <w:pBdr>
-          <w:bottom w:val="single" w:color="808080" w:sz="6" w:space="1"/>
+          <w:bottom w:val="single" w:color="B08D57" w:sz="8" w:space="4"/>
         </w:pBdr>
-        <w:spacing w:after="200" w:before="160"/>
-      </w:pPr>
-    </w:p>
-    <w:p>
-      <w:pPr>
-        <w:spacing w:after="140"/>
-      </w:pPr>
-      <w:r>
-        <w:rPr>
-          <w:rFonts w:ascii="Times New Roman" w:cs="Times New Roman" w:eastAsia="Times New Roman" w:hAnsi="Times New Roman"/>
+        <w:spacing w:after="90" w:before="180"/>
+      </w:pPr>
+      <w:r>
+        <w:rPr>
+          <w:rFonts w:ascii="Calibri" w:cs="Calibri" w:eastAsia="Calibri" w:hAnsi="Calibri"/>
           <w:b/>
           <w:bCs/>
-          <w:sz w:val="28"/>
-          <w:szCs w:val="28"/>
-        </w:rPr>
-        <w:t xml:space="preserve">Job Description: Product &amp; Business Operations Analyst</w:t>
-      </w:r>
-    </w:p>
-    <w:p>
-      <w:pPr>
-        <w:spacing w:after="30"/>
-      </w:pPr>
-      <w:r>
-        <w:rPr>
-          <w:rFonts w:ascii="Times New Roman" w:cs="Times New Roman" w:eastAsia="Times New Roman" w:hAnsi="Times New Roman"/>
+          <w:color w:val="1F3864"/>
+          <w:sz w:val="22"/>
+          <w:szCs w:val="22"/>
+        </w:rPr>
+        <w:t xml:space="preserve">ABOUT ICESTASY</w:t>
+      </w:r>
+    </w:p>
+    <w:p>
+      <w:pPr>
+        <w:spacing w:after="100"/>
+      </w:pPr>
+      <w:r>
+        <w:rPr>
+          <w:rFonts w:ascii="Calibri" w:cs="Calibri" w:eastAsia="Calibri" w:hAnsi="Calibri"/>
+          <w:sz w:val="21"/>
+          <w:szCs w:val="21"/>
+        </w:rPr>
+        <w:t xml:space="preserve">Icestasy Projects is a gourmet ice cream premix manufacturer serving B2B customers across HORECA channels (hotels, restaurants, cafes) in Mumbai, Pune, Bangalore, Delhi, and Hyderabad. As we scale, we are building the tools, processes, and cost visibility to grow without chaos.</w:t>
+      </w:r>
+    </w:p>
+    <w:p>
+      <w:pPr>
+        <w:pBdr>
+          <w:bottom w:val="single" w:color="B08D57" w:sz="8" w:space="4"/>
+        </w:pBdr>
+        <w:spacing w:after="90" w:before="180"/>
+      </w:pPr>
+      <w:r>
+        <w:rPr>
+          <w:rFonts w:ascii="Calibri" w:cs="Calibri" w:eastAsia="Calibri" w:hAnsi="Calibri"/>
           <w:b/>
           <w:bCs/>
+          <w:color w:val="1F3864"/>
           <w:sz w:val="22"/>
           <w:szCs w:val="22"/>
         </w:rPr>
-        <w:t xml:space="preserve">Location: </w:t>
-      </w:r>
-      <w:r>
-        <w:rPr>
-          <w:rFonts w:ascii="Times New Roman" w:cs="Times New Roman" w:eastAsia="Times New Roman" w:hAnsi="Times New Roman"/>
+        <w:t xml:space="preserve">ROLE SUMMARY</w:t>
+      </w:r>
+    </w:p>
+    <w:p>
+      <w:pPr>
+        <w:spacing w:after="100"/>
+      </w:pPr>
+      <w:r>
+        <w:rPr>
+          <w:rFonts w:ascii="Calibri" w:cs="Calibri" w:eastAsia="Calibri" w:hAnsi="Calibri"/>
+          <w:sz w:val="21"/>
+          <w:szCs w:val="21"/>
+        </w:rPr>
+        <w:t xml:space="preserve">Working directly with the CEO, you will turn manual, error-prone processes into simple internal tools, clear SOPs, and decision-ready numbers. You own each solution end to end and look at every process through a financial lens: what it costs, where margin leaks, and how it affects cash.</w:t>
+      </w:r>
+    </w:p>
+    <w:p>
+      <w:pPr>
+        <w:pBdr>
+          <w:bottom w:val="single" w:color="B08D57" w:sz="8" w:space="4"/>
+        </w:pBdr>
+        <w:spacing w:after="90" w:before="180"/>
+      </w:pPr>
+      <w:r>
+        <w:rPr>
+          <w:rFonts w:ascii="Calibri" w:cs="Calibri" w:eastAsia="Calibri" w:hAnsi="Calibri"/>
+          <w:b/>
+          <w:bCs/>
+          <w:color w:val="1F3864"/>
           <w:sz w:val="22"/>
           <w:szCs w:val="22"/>
         </w:rPr>
-        <w:t xml:space="preserve">Mumbai</w:t>
-      </w:r>
-    </w:p>
-    <w:p>
-      <w:pPr>
-        <w:spacing w:after="30"/>
-      </w:pPr>
-      <w:r>
-        <w:rPr>
-          <w:rFonts w:ascii="Times New Roman" w:cs="Times New Roman" w:eastAsia="Times New Roman" w:hAnsi="Times New Roman"/>
+        <w:t xml:space="preserve">KEY RESPONSIBILITIES</w:t>
+      </w:r>
+    </w:p>
+    <w:p>
+      <w:pPr>
+        <w:spacing w:after="50" w:before="100"/>
+      </w:pPr>
+      <w:r>
+        <w:rPr>
+          <w:rFonts w:ascii="Calibri" w:cs="Calibri" w:eastAsia="Calibri" w:hAnsi="Calibri"/>
           <w:b/>
           <w:bCs/>
-          <w:sz w:val="22"/>
-          <w:szCs w:val="22"/>
-        </w:rPr>
-        <w:t xml:space="preserve">Experience: </w:t>
-      </w:r>
-      <w:r>
-        <w:rPr>
-          <w:rFonts w:ascii="Times New Roman" w:cs="Times New Roman" w:eastAsia="Times New Roman" w:hAnsi="Times New Roman"/>
-          <w:sz w:val="22"/>
-          <w:szCs w:val="22"/>
-        </w:rPr>
-        <w:t xml:space="preserve">0–2 years, B.Tech / MMS / MSc (Finance) or equivalent</w:t>
-      </w:r>
-    </w:p>
-    <w:p>
-      <w:pPr>
-        <w:spacing w:after="30"/>
-      </w:pPr>
-      <w:r>
-        <w:rPr>
-          <w:rFonts w:ascii="Times New Roman" w:cs="Times New Roman" w:eastAsia="Times New Roman" w:hAnsi="Times New Roman"/>
-          <w:b/>
-          <w:bCs/>
-          <w:sz w:val="22"/>
-          <w:szCs w:val="22"/>
-        </w:rPr>
-        <w:t xml:space="preserve">Reports to: </w:t>
-      </w:r>
-      <w:r>
-        <w:rPr>
-          <w:rFonts w:ascii="Times New Roman" w:cs="Times New Roman" w:eastAsia="Times New Roman" w:hAnsi="Times New Roman"/>
-          <w:sz w:val="22"/>
-          <w:szCs w:val="22"/>
-        </w:rPr>
-        <w:t xml:space="preserve">CEO / Founder</w:t>
-      </w:r>
-    </w:p>
-    <w:p>
-      <w:pPr>
-        <w:spacing w:after="30"/>
-      </w:pPr>
-      <w:r>
-        <w:rPr>
-          <w:rFonts w:ascii="Times New Roman" w:cs="Times New Roman" w:eastAsia="Times New Roman" w:hAnsi="Times New Roman"/>
-          <w:b/>
-          <w:bCs/>
-          <w:sz w:val="22"/>
-          <w:szCs w:val="22"/>
-        </w:rPr>
-        <w:t xml:space="preserve">Employment type: </w:t>
-      </w:r>
-      <w:r>
-        <w:rPr>
-          <w:rFonts w:ascii="Times New Roman" w:cs="Times New Roman" w:eastAsia="Times New Roman" w:hAnsi="Times New Roman"/>
-          <w:sz w:val="22"/>
-          <w:szCs w:val="22"/>
-        </w:rPr>
-        <w:t xml:space="preserve">Full time</w:t>
-      </w:r>
-    </w:p>
-    <w:p>
-      <w:pPr>
-        <w:spacing w:after="60" w:before="160"/>
-      </w:pPr>
-      <w:r>
-        <w:rPr>
-          <w:rFonts w:ascii="Times New Roman" w:cs="Times New Roman" w:eastAsia="Times New Roman" w:hAnsi="Times New Roman"/>
-          <w:b/>
-          <w:bCs/>
-          <w:sz w:val="24"/>
-          <w:szCs w:val="24"/>
-        </w:rPr>
-        <w:t xml:space="preserve">About Icestasy</w:t>
-      </w:r>
-    </w:p>
-    <w:p>
-      <w:pPr>
-        <w:spacing w:after="60" w:line="240"/>
-      </w:pPr>
-      <w:r>
-        <w:rPr>
-          <w:rFonts w:ascii="Times New Roman" w:cs="Times New Roman" w:eastAsia="Times New Roman" w:hAnsi="Times New Roman"/>
-          <w:sz w:val="22"/>
-          <w:szCs w:val="22"/>
-        </w:rPr>
-        <w:t xml:space="preserve">Icestasy Projects is a gourmet ice cream manufacturer serving B2B customers across HORECA channels (hotels, restaurants, cafes) in Mumbai, Pune, Bangalore, Delhi, and Hyderabad. As we scale across markets, we are building the tools, processes, and cost visibility that let the business grow without adding chaos.</w:t>
-      </w:r>
-    </w:p>
-    <w:p>
-      <w:pPr>
-        <w:spacing w:after="60" w:before="160"/>
-      </w:pPr>
-      <w:r>
-        <w:rPr>
-          <w:rFonts w:ascii="Times New Roman" w:cs="Times New Roman" w:eastAsia="Times New Roman" w:hAnsi="Times New Roman"/>
-          <w:b/>
-          <w:bCs/>
-          <w:sz w:val="24"/>
-          <w:szCs w:val="24"/>
-        </w:rPr>
-        <w:t xml:space="preserve">Role Summary</w:t>
-      </w:r>
-    </w:p>
-    <w:p>
-      <w:pPr>
-        <w:spacing w:after="60" w:line="240"/>
-      </w:pPr>
-      <w:r>
-        <w:rPr>
-          <w:rFonts w:ascii="Times New Roman" w:cs="Times New Roman" w:eastAsia="Times New Roman" w:hAnsi="Times New Roman"/>
-          <w:sz w:val="22"/>
-          <w:szCs w:val="22"/>
-        </w:rPr>
-        <w:t xml:space="preserve">We are looking for a Product &amp; Business Operations Analyst to find manual, error-prone processes across the business and turn them into simple internal tools, clear SOPs, and decision-ready numbers, reporting directly to the CEO. You will own each solution end to end, from defining the problem and business rules to rollout and improvement, and look at every process through a financial lens: what it costs, where margin leaks, and how it affects cash.</w:t>
-      </w:r>
-    </w:p>
-    <w:p>
-      <w:pPr>
-        <w:spacing w:after="60" w:before="160"/>
-      </w:pPr>
-      <w:r>
-        <w:rPr>
-          <w:rFonts w:ascii="Times New Roman" w:cs="Times New Roman" w:eastAsia="Times New Roman" w:hAnsi="Times New Roman"/>
-          <w:b/>
-          <w:bCs/>
-          <w:sz w:val="24"/>
-          <w:szCs w:val="24"/>
-        </w:rPr>
-        <w:t xml:space="preserve">Key Responsibilities</w:t>
+          <w:color w:val="1F3864"/>
+          <w:sz w:val="21"/>
+          <w:szCs w:val="21"/>
+        </w:rPr>
+        <w:t xml:space="preserve">Product &amp; Process</w:t>
       </w:r>
     </w:p>
     <w:p>
@@ -348,15 +472,15 @@
           <w:ilvl w:val="0"/>
           <w:numId w:val="2"/>
         </w:numPr>
-        <w:spacing w:after="30"/>
-      </w:pPr>
-      <w:r>
-        <w:rPr>
-          <w:rFonts w:ascii="Times New Roman" w:cs="Times New Roman" w:eastAsia="Times New Roman" w:hAnsi="Times New Roman"/>
-          <w:sz w:val="22"/>
-          <w:szCs w:val="22"/>
-        </w:rPr>
-        <w:t xml:space="preserve">Identify and prioritise operational bottlenecks across HR, procurement, production, and dispatch</w:t>
+        <w:spacing w:after="50"/>
+      </w:pPr>
+      <w:r>
+        <w:rPr>
+          <w:rFonts w:ascii="Calibri" w:cs="Calibri" w:eastAsia="Calibri" w:hAnsi="Calibri"/>
+          <w:sz w:val="21"/>
+          <w:szCs w:val="21"/>
+        </w:rPr>
+        <w:t xml:space="preserve">Identify and prioritise operational bottlenecks across HR, procurement, production, and dispatch.</w:t>
       </w:r>
     </w:p>
     <w:p>
@@ -366,15 +490,15 @@
           <w:ilvl w:val="0"/>
           <w:numId w:val="2"/>
         </w:numPr>
-        <w:spacing w:after="30"/>
-      </w:pPr>
-      <w:r>
-        <w:rPr>
-          <w:rFonts w:ascii="Times New Roman" w:cs="Times New Roman" w:eastAsia="Times New Roman" w:hAnsi="Times New Roman"/>
-          <w:sz w:val="22"/>
-          <w:szCs w:val="22"/>
-        </w:rPr>
-        <w:t xml:space="preserve">Build and improve internal tools (e.g., salary structuring, costing, trackers) by turning company policy into clear, rule-based logic</w:t>
+        <w:spacing w:after="50"/>
+      </w:pPr>
+      <w:r>
+        <w:rPr>
+          <w:rFonts w:ascii="Calibri" w:cs="Calibri" w:eastAsia="Calibri" w:hAnsi="Calibri"/>
+          <w:sz w:val="21"/>
+          <w:szCs w:val="21"/>
+        </w:rPr>
+        <w:t xml:space="preserve">Build and improve internal tools (e.g., salary structuring, costing, trackers) by turning company policy into clear, rule-based logic.</w:t>
       </w:r>
     </w:p>
     <w:p>
@@ -384,15 +508,31 @@
           <w:ilvl w:val="0"/>
           <w:numId w:val="2"/>
         </w:numPr>
-        <w:spacing w:after="30"/>
-      </w:pPr>
-      <w:r>
-        <w:rPr>
-          <w:rFonts w:ascii="Times New Roman" w:cs="Times New Roman" w:eastAsia="Times New Roman" w:hAnsi="Times New Roman"/>
-          <w:sz w:val="22"/>
-          <w:szCs w:val="22"/>
-        </w:rPr>
-        <w:t xml:space="preserve">Document and standardise core processes through SOPs that the team actually follows</w:t>
+        <w:spacing w:after="50"/>
+      </w:pPr>
+      <w:r>
+        <w:rPr>
+          <w:rFonts w:ascii="Calibri" w:cs="Calibri" w:eastAsia="Calibri" w:hAnsi="Calibri"/>
+          <w:sz w:val="21"/>
+          <w:szCs w:val="21"/>
+        </w:rPr>
+        <w:t xml:space="preserve">Document and standardise core processes through SOPs that the team actually follows.</w:t>
+      </w:r>
+    </w:p>
+    <w:p>
+      <w:pPr>
+        <w:spacing w:after="50" w:before="100"/>
+      </w:pPr>
+      <w:r>
+        <w:rPr>
+          <w:rFonts w:ascii="Calibri" w:cs="Calibri" w:eastAsia="Calibri" w:hAnsi="Calibri"/>
+          <w:b/>
+          <w:bCs/>
+          <w:color w:val="1F3864"/>
+          <w:sz w:val="21"/>
+          <w:szCs w:val="21"/>
+        </w:rPr>
+        <w:t xml:space="preserve">Cost &amp; Business Analysis</w:t>
       </w:r>
     </w:p>
     <w:p>
@@ -402,15 +542,15 @@
           <w:ilvl w:val="0"/>
           <w:numId w:val="2"/>
         </w:numPr>
-        <w:spacing w:after="30"/>
-      </w:pPr>
-      <w:r>
-        <w:rPr>
-          <w:rFonts w:ascii="Times New Roman" w:cs="Times New Roman" w:eastAsia="Times New Roman" w:hAnsi="Times New Roman"/>
-          <w:sz w:val="22"/>
-          <w:szCs w:val="22"/>
-        </w:rPr>
-        <w:t xml:space="preserve">Build cost models by product, SKU, and customer, and track margins by product and channel</w:t>
+        <w:spacing w:after="50"/>
+      </w:pPr>
+      <w:r>
+        <w:rPr>
+          <w:rFonts w:ascii="Calibri" w:cs="Calibri" w:eastAsia="Calibri" w:hAnsi="Calibri"/>
+          <w:sz w:val="21"/>
+          <w:szCs w:val="21"/>
+        </w:rPr>
+        <w:t xml:space="preserve">Build cost models by product, SKU, and customer, and track margins by product and channel.</w:t>
       </w:r>
     </w:p>
     <w:p>
@@ -420,15 +560,15 @@
           <w:ilvl w:val="0"/>
           <w:numId w:val="2"/>
         </w:numPr>
-        <w:spacing w:after="30"/>
-      </w:pPr>
-      <w:r>
-        <w:rPr>
-          <w:rFonts w:ascii="Times New Roman" w:cs="Times New Roman" w:eastAsia="Times New Roman" w:hAnsi="Times New Roman"/>
-          <w:sz w:val="22"/>
-          <w:szCs w:val="22"/>
-        </w:rPr>
-        <w:t xml:space="preserve">Support the CEO with analysis on manpower cost, working capital, and ROI of new tools, vendors, and investments</w:t>
+        <w:spacing w:after="50"/>
+      </w:pPr>
+      <w:r>
+        <w:rPr>
+          <w:rFonts w:ascii="Calibri" w:cs="Calibri" w:eastAsia="Calibri" w:hAnsi="Calibri"/>
+          <w:sz w:val="21"/>
+          <w:szCs w:val="21"/>
+        </w:rPr>
+        <w:t xml:space="preserve">Support the CEO with analysis on manpower cost, working capital, and ROI of new tools, vendors, and investments.</w:t>
       </w:r>
     </w:p>
     <w:p>
@@ -438,30 +578,34 @@
           <w:ilvl w:val="0"/>
           <w:numId w:val="2"/>
         </w:numPr>
-        <w:spacing w:after="30"/>
-      </w:pPr>
-      <w:r>
-        <w:rPr>
-          <w:rFonts w:ascii="Times New Roman" w:cs="Times New Roman" w:eastAsia="Times New Roman" w:hAnsi="Times New Roman"/>
+        <w:spacing w:after="50"/>
+      </w:pPr>
+      <w:r>
+        <w:rPr>
+          <w:rFonts w:ascii="Calibri" w:cs="Calibri" w:eastAsia="Calibri" w:hAnsi="Calibri"/>
+          <w:sz w:val="21"/>
+          <w:szCs w:val="21"/>
+        </w:rPr>
+        <w:t xml:space="preserve">Ensure payroll structures remain compliant with PF, ESIC, Professional Tax, and LWF requirements.</w:t>
+      </w:r>
+    </w:p>
+    <w:p>
+      <w:pPr>
+        <w:pBdr>
+          <w:bottom w:val="single" w:color="B08D57" w:sz="8" w:space="4"/>
+        </w:pBdr>
+        <w:spacing w:after="90" w:before="180"/>
+      </w:pPr>
+      <w:r>
+        <w:rPr>
+          <w:rFonts w:ascii="Calibri" w:cs="Calibri" w:eastAsia="Calibri" w:hAnsi="Calibri"/>
+          <w:b/>
+          <w:bCs/>
+          <w:color w:val="1F3864"/>
           <w:sz w:val="22"/>
           <w:szCs w:val="22"/>
         </w:rPr>
-        <w:t xml:space="preserve">Ensure payroll structures remain compliant with PF, ESIC, Professional Tax, and LWF requirements</w:t>
-      </w:r>
-    </w:p>
-    <w:p>
-      <w:pPr>
-        <w:spacing w:after="60" w:before="160"/>
-      </w:pPr>
-      <w:r>
-        <w:rPr>
-          <w:rFonts w:ascii="Times New Roman" w:cs="Times New Roman" w:eastAsia="Times New Roman" w:hAnsi="Times New Roman"/>
-          <w:b/>
-          <w:bCs/>
-          <w:sz w:val="24"/>
-          <w:szCs w:val="24"/>
-        </w:rPr>
-        <w:t xml:space="preserve">Key Skills You’ll Bring</w:t>
+        <w:t xml:space="preserve">SKILLS REQUIRED</w:t>
       </w:r>
     </w:p>
     <w:p>
@@ -471,15 +615,15 @@
           <w:ilvl w:val="0"/>
           <w:numId w:val="2"/>
         </w:numPr>
-        <w:spacing w:after="30"/>
-      </w:pPr>
-      <w:r>
-        <w:rPr>
-          <w:rFonts w:ascii="Times New Roman" w:cs="Times New Roman" w:eastAsia="Times New Roman" w:hAnsi="Times New Roman"/>
-          <w:sz w:val="22"/>
-          <w:szCs w:val="22"/>
-        </w:rPr>
-        <w:t xml:space="preserve">Ability to break a messy, manual process into clear steps, rules, and owners</w:t>
+        <w:spacing w:after="50"/>
+      </w:pPr>
+      <w:r>
+        <w:rPr>
+          <w:rFonts w:ascii="Calibri" w:cs="Calibri" w:eastAsia="Calibri" w:hAnsi="Calibri"/>
+          <w:sz w:val="21"/>
+          <w:szCs w:val="21"/>
+        </w:rPr>
+        <w:t xml:space="preserve">Ability to break a messy, manual process into clear steps, rules, and owners.</w:t>
       </w:r>
     </w:p>
     <w:p>
@@ -489,15 +633,15 @@
           <w:ilvl w:val="0"/>
           <w:numId w:val="2"/>
         </w:numPr>
-        <w:spacing w:after="30"/>
-      </w:pPr>
-      <w:r>
-        <w:rPr>
-          <w:rFonts w:ascii="Times New Roman" w:cs="Times New Roman" w:eastAsia="Times New Roman" w:hAnsi="Times New Roman"/>
-          <w:sz w:val="22"/>
-          <w:szCs w:val="22"/>
-        </w:rPr>
-        <w:t xml:space="preserve">Hands-on with building simple tools in spreadsheets, no-code platforms, or basic scripting (Apps Script, HTML/JS)</w:t>
+        <w:spacing w:after="50"/>
+      </w:pPr>
+      <w:r>
+        <w:rPr>
+          <w:rFonts w:ascii="Calibri" w:cs="Calibri" w:eastAsia="Calibri" w:hAnsi="Calibri"/>
+          <w:sz w:val="21"/>
+          <w:szCs w:val="21"/>
+        </w:rPr>
+        <w:t xml:space="preserve">Hands-on with building simple tools in spreadsheets, no-code platforms, or basic scripting (Apps Script, HTML/JS).</w:t>
       </w:r>
     </w:p>
     <w:p>
@@ -507,15 +651,15 @@
           <w:ilvl w:val="0"/>
           <w:numId w:val="2"/>
         </w:numPr>
-        <w:spacing w:after="30"/>
-      </w:pPr>
-      <w:r>
-        <w:rPr>
-          <w:rFonts w:ascii="Times New Roman" w:cs="Times New Roman" w:eastAsia="Times New Roman" w:hAnsi="Times New Roman"/>
-          <w:sz w:val="22"/>
-          <w:szCs w:val="22"/>
-        </w:rPr>
-        <w:t xml:space="preserve">Process mapping and SOP writing that people can follow without hand-holding</w:t>
+        <w:spacing w:after="50"/>
+      </w:pPr>
+      <w:r>
+        <w:rPr>
+          <w:rFonts w:ascii="Calibri" w:cs="Calibri" w:eastAsia="Calibri" w:hAnsi="Calibri"/>
+          <w:sz w:val="21"/>
+          <w:szCs w:val="21"/>
+        </w:rPr>
+        <w:t xml:space="preserve">A numbers-first mindset: quantifying cost, time saved, and margin impact before recommending a change.</w:t>
       </w:r>
     </w:p>
     <w:p>
@@ -525,56 +669,90 @@
           <w:ilvl w:val="0"/>
           <w:numId w:val="2"/>
         </w:numPr>
-        <w:spacing w:after="30"/>
-      </w:pPr>
-      <w:r>
-        <w:rPr>
-          <w:rFonts w:ascii="Times New Roman" w:cs="Times New Roman" w:eastAsia="Times New Roman" w:hAnsi="Times New Roman"/>
+        <w:spacing w:after="50"/>
+      </w:pPr>
+      <w:r>
+        <w:rPr>
+          <w:rFonts w:ascii="Calibri" w:cs="Calibri" w:eastAsia="Calibri" w:hAnsi="Calibri"/>
+          <w:sz w:val="21"/>
+          <w:szCs w:val="21"/>
+        </w:rPr>
+        <w:t xml:space="preserve">Ownership: takes work from idea to adoption with minimal supervision.</w:t>
+      </w:r>
+    </w:p>
+    <w:p>
+      <w:pPr>
+        <w:pBdr>
+          <w:bottom w:val="single" w:color="B08D57" w:sz="8" w:space="4"/>
+        </w:pBdr>
+        <w:spacing w:after="90" w:before="180"/>
+      </w:pPr>
+      <w:r>
+        <w:rPr>
+          <w:rFonts w:ascii="Calibri" w:cs="Calibri" w:eastAsia="Calibri" w:hAnsi="Calibri"/>
+          <w:b/>
+          <w:bCs/>
+          <w:color w:val="1F3864"/>
           <w:sz w:val="22"/>
           <w:szCs w:val="22"/>
         </w:rPr>
-        <w:t xml:space="preserve">A numbers-first mindset: quantifying cost, time saved, and margin impact before recommending a change</w:t>
+        <w:t xml:space="preserve">WHAT SUCCESS LOOKS LIKE</w:t>
       </w:r>
     </w:p>
     <w:p>
       <w:pPr>
         <w:pStyle w:val="ListParagraph"/>
         <w:numPr>
-          <w:ilvl w:val="0"/>
+          <w:ilvl w:val="1"/>
           <w:numId w:val="2"/>
         </w:numPr>
-        <w:spacing w:after="30"/>
-      </w:pPr>
-      <w:r>
-        <w:rPr>
-          <w:rFonts w:ascii="Times New Roman" w:cs="Times New Roman" w:eastAsia="Times New Roman" w:hAnsi="Times New Roman"/>
+        <w:spacing w:after="40"/>
+      </w:pPr>
+      <w:r>
+        <w:rPr>
+          <w:rFonts w:ascii="Calibri" w:cs="Calibri" w:eastAsia="Calibri" w:hAnsi="Calibri"/>
+          <w:color w:val="595959"/>
+          <w:sz w:val="20"/>
+          <w:szCs w:val="20"/>
+        </w:rPr>
+        <w:t xml:space="preserve">Within 6 months: at least two manual processes replaced by tools or SOPs the team uses, and a product- and channel-wise margin view reviewed monthly with the CEO.</w:t>
+      </w:r>
+    </w:p>
+    <w:p>
+      <w:pPr>
+        <w:pBdr>
+          <w:bottom w:val="single" w:color="B08D57" w:sz="8" w:space="4"/>
+        </w:pBdr>
+        <w:spacing w:after="90" w:before="180"/>
+      </w:pPr>
+      <w:r>
+        <w:rPr>
+          <w:rFonts w:ascii="Calibri" w:cs="Calibri" w:eastAsia="Calibri" w:hAnsi="Calibri"/>
+          <w:b/>
+          <w:bCs/>
+          <w:color w:val="1F3864"/>
           <w:sz w:val="22"/>
           <w:szCs w:val="22"/>
         </w:rPr>
-        <w:t xml:space="preserve">Basic understanding of Indian payroll and statutory compliance</w:t>
-      </w:r>
-    </w:p>
-    <w:p>
-      <w:pPr>
-        <w:pStyle w:val="ListParagraph"/>
-        <w:numPr>
-          <w:ilvl w:val="0"/>
-          <w:numId w:val="2"/>
-        </w:numPr>
-        <w:spacing w:after="30"/>
-      </w:pPr>
-      <w:r>
-        <w:rPr>
-          <w:rFonts w:ascii="Times New Roman" w:cs="Times New Roman" w:eastAsia="Times New Roman" w:hAnsi="Times New Roman"/>
-          <w:sz w:val="22"/>
-          <w:szCs w:val="22"/>
-        </w:rPr>
-        <w:t xml:space="preserve">Ownership: takes work from idea to adoption with minimal supervision</w:t>
+        <w:t xml:space="preserve">HOW TO APPLY</w:t>
+      </w:r>
+    </w:p>
+    <w:p>
+      <w:pPr>
+        <w:spacing w:after="100"/>
+      </w:pPr>
+      <w:r>
+        <w:rPr>
+          <w:rFonts w:ascii="Calibri" w:cs="Calibri" w:eastAsia="Calibri" w:hAnsi="Calibri"/>
+          <w:sz w:val="21"/>
+          <w:szCs w:val="21"/>
+        </w:rPr>
+        <w:t xml:space="preserve">Email your resume and a short note on a process or tool you have improved to info@icestasyprojects.com.</w:t>
       </w:r>
     </w:p>
     <w:sectPr>
-      <w:pgSz w:w="11906" w:h="16838" w:orient="portrait"/>
-      <w:pgMar w:top="720" w:right="1080" w:bottom="720" w:left="1080" w:header="708" w:footer="708" w:gutter="0"/>
+      <w:pgSz w:w="12240" w:h="15840" w:orient="portrait"/>
+      <w:pgMar w:top="864" w:right="1296" w:bottom="864" w:left="1296" w:header="708" w:footer="708" w:gutter="0"/>
       <w:pgNumType/>
       <w:docGrid w:linePitch="360"/>
     </w:sectPr>
@@ -754,7 +932,16 @@
       <w:lvlText w:val="•"/>
       <w:lvlJc w:val="left"/>
       <w:pPr>
-        <w:ind w:left="720" w:hanging="360"/>
+        <w:ind w:left="360" w:hanging="270"/>
+      </w:pPr>
+    </w:lvl>
+    <w:lvl w:ilvl="1" w15:tentative="1">
+      <w:start w:val="1"/>
+      <w:numFmt w:val="bullet"/>
+      <w:lvlText w:val="◦"/>
+      <w:lvlJc w:val="left"/>
+      <w:pPr>
+        <w:ind w:left="720" w:hanging="270"/>
       </w:pPr>
     </w:lvl>
   </w:abstractNum>
@@ -778,9 +965,9 @@
   <w:docDefaults>
     <w:rPrDefault>
       <w:rPr>
-        <w:rFonts w:ascii="Times New Roman" w:cs="Times New Roman" w:eastAsia="Times New Roman" w:hAnsi="Times New Roman"/>
-        <w:sz w:val="22"/>
-        <w:szCs w:val="22"/>
+        <w:rFonts w:ascii="Calibri" w:cs="Calibri" w:eastAsia="Calibri" w:hAnsi="Calibri"/>
+        <w:sz w:val="21"/>
+        <w:szCs w:val="21"/>
       </w:rPr>
     </w:rPrDefault>
     <w:pPrDefault/>
